--- a/Ud1 Act 3 - Mas Servidores.docx
+++ b/Ud1 Act 3 - Mas Servidores.docx
@@ -596,6 +596,10 @@
     </w:sdt>
     <w:p>
       <w:r>
+        <w:rPr>
+          <w:noProof/>
+          <w:lang w:eastAsia="es-ES"/>
+        </w:rPr>
         <w:lastRenderedPageBreak/>
         <w:drawing>
           <wp:inline distT="0" distB="0" distL="0" distR="0" wp14:anchorId="0EA5CB44" wp14:editId="0E5A8405">
@@ -622,6 +626,215 @@
                     <a:xfrm>
                       <a:off x="0" y="0"/>
                       <a:ext cx="5400040" cy="6090285"/>
+                    </a:xfrm>
+                    <a:prstGeom prst="rect">
+                      <a:avLst/>
+                    </a:prstGeom>
+                  </pic:spPr>
+                </pic:pic>
+              </a:graphicData>
+            </a:graphic>
+          </wp:inline>
+        </w:drawing>
+      </w:r>
+    </w:p>
+    <w:p/>
+    <w:p>
+      <w:r>
+        <w:lastRenderedPageBreak/>
+        <w:drawing>
+          <wp:inline distT="0" distB="0" distL="0" distR="0" wp14:anchorId="540A1E19" wp14:editId="08F78634">
+            <wp:extent cx="5287113" cy="5534797"/>
+            <wp:effectExtent l="0" t="0" r="8890" b="8890"/>
+            <wp:docPr id="2" name="Imagen 2"/>
+            <wp:cNvGraphicFramePr>
+              <a:graphicFrameLocks xmlns:a="http://schemas.openxmlformats.org/drawingml/2006/main" noChangeAspect="1"/>
+            </wp:cNvGraphicFramePr>
+            <a:graphic xmlns:a="http://schemas.openxmlformats.org/drawingml/2006/main">
+              <a:graphicData uri="http://schemas.openxmlformats.org/drawingml/2006/picture">
+                <pic:pic xmlns:pic="http://schemas.openxmlformats.org/drawingml/2006/picture">
+                  <pic:nvPicPr>
+                    <pic:cNvPr id="1" name=""/>
+                    <pic:cNvPicPr/>
+                  </pic:nvPicPr>
+                  <pic:blipFill>
+                    <a:blip r:embed="rId8"/>
+                    <a:stretch>
+                      <a:fillRect/>
+                    </a:stretch>
+                  </pic:blipFill>
+                  <pic:spPr>
+                    <a:xfrm>
+                      <a:off x="0" y="0"/>
+                      <a:ext cx="5287113" cy="5534797"/>
+                    </a:xfrm>
+                    <a:prstGeom prst="rect">
+                      <a:avLst/>
+                    </a:prstGeom>
+                  </pic:spPr>
+                </pic:pic>
+              </a:graphicData>
+            </a:graphic>
+          </wp:inline>
+        </w:drawing>
+      </w:r>
+    </w:p>
+    <w:p>
+      <w:r>
+        <w:rPr>
+          <w:u w:val="single"/>
+        </w:rPr>
+        <w:lastRenderedPageBreak/>
+        <w:drawing>
+          <wp:inline distT="0" distB="0" distL="0" distR="0" wp14:anchorId="6F0D7090" wp14:editId="7F603823">
+            <wp:extent cx="4963218" cy="5210902"/>
+            <wp:effectExtent l="0" t="0" r="8890" b="8890"/>
+            <wp:docPr id="4" name="Imagen 4"/>
+            <wp:cNvGraphicFramePr>
+              <a:graphicFrameLocks xmlns:a="http://schemas.openxmlformats.org/drawingml/2006/main" noChangeAspect="1"/>
+            </wp:cNvGraphicFramePr>
+            <a:graphic xmlns:a="http://schemas.openxmlformats.org/drawingml/2006/main">
+              <a:graphicData uri="http://schemas.openxmlformats.org/drawingml/2006/picture">
+                <pic:pic xmlns:pic="http://schemas.openxmlformats.org/drawingml/2006/picture">
+                  <pic:nvPicPr>
+                    <pic:cNvPr id="1" name=""/>
+                    <pic:cNvPicPr/>
+                  </pic:nvPicPr>
+                  <pic:blipFill>
+                    <a:blip r:embed="rId9"/>
+                    <a:stretch>
+                      <a:fillRect/>
+                    </a:stretch>
+                  </pic:blipFill>
+                  <pic:spPr>
+                    <a:xfrm>
+                      <a:off x="0" y="0"/>
+                      <a:ext cx="4963218" cy="5210902"/>
+                    </a:xfrm>
+                    <a:prstGeom prst="rect">
+                      <a:avLst/>
+                    </a:prstGeom>
+                  </pic:spPr>
+                </pic:pic>
+              </a:graphicData>
+            </a:graphic>
+          </wp:inline>
+        </w:drawing>
+      </w:r>
+    </w:p>
+    <w:p/>
+    <w:p>
+      <w:r>
+        <w:lastRenderedPageBreak/>
+        <w:drawing>
+          <wp:inline distT="0" distB="0" distL="0" distR="0" wp14:anchorId="30A6B390" wp14:editId="5F38D834">
+            <wp:extent cx="2715004" cy="3686689"/>
+            <wp:effectExtent l="0" t="0" r="9525" b="0"/>
+            <wp:docPr id="6" name="Imagen 6"/>
+            <wp:cNvGraphicFramePr>
+              <a:graphicFrameLocks xmlns:a="http://schemas.openxmlformats.org/drawingml/2006/main" noChangeAspect="1"/>
+            </wp:cNvGraphicFramePr>
+            <a:graphic xmlns:a="http://schemas.openxmlformats.org/drawingml/2006/main">
+              <a:graphicData uri="http://schemas.openxmlformats.org/drawingml/2006/picture">
+                <pic:pic xmlns:pic="http://schemas.openxmlformats.org/drawingml/2006/picture">
+                  <pic:nvPicPr>
+                    <pic:cNvPr id="1" name=""/>
+                    <pic:cNvPicPr/>
+                  </pic:nvPicPr>
+                  <pic:blipFill>
+                    <a:blip r:embed="rId10"/>
+                    <a:stretch>
+                      <a:fillRect/>
+                    </a:stretch>
+                  </pic:blipFill>
+                  <pic:spPr>
+                    <a:xfrm>
+                      <a:off x="0" y="0"/>
+                      <a:ext cx="2715004" cy="3686689"/>
+                    </a:xfrm>
+                    <a:prstGeom prst="rect">
+                      <a:avLst/>
+                    </a:prstGeom>
+                  </pic:spPr>
+                </pic:pic>
+              </a:graphicData>
+            </a:graphic>
+          </wp:inline>
+        </w:drawing>
+      </w:r>
+    </w:p>
+    <w:p>
+      <w:r>
+        <w:rPr>
+          <w:noProof/>
+          <w:lang w:eastAsia="es-ES"/>
+        </w:rPr>
+        <w:lastRenderedPageBreak/>
+        <w:drawing>
+          <wp:inline distT="0" distB="0" distL="0" distR="0" wp14:anchorId="1997D914" wp14:editId="417E8308">
+            <wp:extent cx="5210175" cy="7029450"/>
+            <wp:effectExtent l="0" t="0" r="9525" b="0"/>
+            <wp:docPr id="8" name="Imagen 8"/>
+            <wp:cNvGraphicFramePr>
+              <a:graphicFrameLocks xmlns:a="http://schemas.openxmlformats.org/drawingml/2006/main" noChangeAspect="1"/>
+            </wp:cNvGraphicFramePr>
+            <a:graphic xmlns:a="http://schemas.openxmlformats.org/drawingml/2006/main">
+              <a:graphicData uri="http://schemas.openxmlformats.org/drawingml/2006/picture">
+                <pic:pic xmlns:pic="http://schemas.openxmlformats.org/drawingml/2006/picture">
+                  <pic:nvPicPr>
+                    <pic:cNvPr id="1" name=""/>
+                    <pic:cNvPicPr/>
+                  </pic:nvPicPr>
+                  <pic:blipFill>
+                    <a:blip r:embed="rId11"/>
+                    <a:stretch>
+                      <a:fillRect/>
+                    </a:stretch>
+                  </pic:blipFill>
+                  <pic:spPr>
+                    <a:xfrm>
+                      <a:off x="0" y="0"/>
+                      <a:ext cx="5210175" cy="7029450"/>
+                    </a:xfrm>
+                    <a:prstGeom prst="rect">
+                      <a:avLst/>
+                    </a:prstGeom>
+                  </pic:spPr>
+                </pic:pic>
+              </a:graphicData>
+            </a:graphic>
+          </wp:inline>
+        </w:drawing>
+      </w:r>
+    </w:p>
+    <w:p>
+      <w:r>
+        <w:lastRenderedPageBreak/>
+        <w:drawing>
+          <wp:inline distT="0" distB="0" distL="0" distR="0" wp14:anchorId="6453CC31" wp14:editId="11D43E3F">
+            <wp:extent cx="5115639" cy="4296375"/>
+            <wp:effectExtent l="0" t="0" r="8890" b="9525"/>
+            <wp:docPr id="10" name="Imagen 10"/>
+            <wp:cNvGraphicFramePr>
+              <a:graphicFrameLocks xmlns:a="http://schemas.openxmlformats.org/drawingml/2006/main" noChangeAspect="1"/>
+            </wp:cNvGraphicFramePr>
+            <a:graphic xmlns:a="http://schemas.openxmlformats.org/drawingml/2006/main">
+              <a:graphicData uri="http://schemas.openxmlformats.org/drawingml/2006/picture">
+                <pic:pic xmlns:pic="http://schemas.openxmlformats.org/drawingml/2006/picture">
+                  <pic:nvPicPr>
+                    <pic:cNvPr id="1" name=""/>
+                    <pic:cNvPicPr/>
+                  </pic:nvPicPr>
+                  <pic:blipFill>
+                    <a:blip r:embed="rId12"/>
+                    <a:stretch>
+                      <a:fillRect/>
+                    </a:stretch>
+                  </pic:blipFill>
+                  <pic:spPr>
+                    <a:xfrm>
+                      <a:off x="0" y="0"/>
+                      <a:ext cx="5115639" cy="4296375"/>
                     </a:xfrm>
                     <a:prstGeom prst="rect">
                       <a:avLst/>
@@ -1210,6 +1423,8 @@
   </w:compat>
   <w:rsids>
     <w:rsidRoot w:val="00CC385E"/>
+    <w:rsid w:val="00A30D33"/>
+    <w:rsid w:val="00B856F6"/>
     <w:rsid w:val="00CC385E"/>
   </w:rsids>
   <m:mathPr>
